--- a/Weekly Reports/Weekly_Report_Week1.docx
+++ b/Weekly Reports/Weekly_Report_Week1.docx
@@ -6,9 +6,13 @@
       <w:pPr>
         <w:spacing w:after="120"/>
         <w:jc w:val="center"/>
-      </w:pPr>
-      <w:r>
-        <w:rPr>
+        <w:rPr>
+          <w:rFonts w:ascii="Times New Roman" w:hAnsi="Times New Roman" w:cs="Times New Roman"/>
+        </w:rPr>
+      </w:pPr>
+      <w:r>
+        <w:rPr>
+          <w:rFonts w:ascii="Times New Roman" w:hAnsi="Times New Roman" w:cs="Times New Roman"/>
           <w:b/>
           <w:bCs/>
           <w:sz w:val="28"/>
@@ -21,9 +25,13 @@
       <w:pPr>
         <w:spacing w:after="60"/>
         <w:jc w:val="center"/>
-      </w:pPr>
-      <w:r>
-        <w:rPr>
+        <w:rPr>
+          <w:rFonts w:ascii="Times New Roman" w:hAnsi="Times New Roman" w:cs="Times New Roman"/>
+        </w:rPr>
+      </w:pPr>
+      <w:r>
+        <w:rPr>
+          <w:rFonts w:ascii="Times New Roman" w:hAnsi="Times New Roman" w:cs="Times New Roman"/>
           <w:sz w:val="20"/>
           <w:szCs w:val="20"/>
         </w:rPr>
@@ -32,6 +40,7 @@
       <w:proofErr w:type="spellStart"/>
       <w:r>
         <w:rPr>
+          <w:rFonts w:ascii="Times New Roman" w:hAnsi="Times New Roman" w:cs="Times New Roman"/>
           <w:sz w:val="20"/>
           <w:szCs w:val="20"/>
         </w:rPr>
@@ -40,6 +49,7 @@
       <w:proofErr w:type="spellEnd"/>
       <w:r>
         <w:rPr>
+          <w:rFonts w:ascii="Times New Roman" w:hAnsi="Times New Roman" w:cs="Times New Roman"/>
           <w:sz w:val="20"/>
           <w:szCs w:val="20"/>
         </w:rPr>
@@ -50,9 +60,13 @@
       <w:pPr>
         <w:spacing w:after="240"/>
         <w:jc w:val="center"/>
-      </w:pPr>
-      <w:r>
-        <w:rPr>
+        <w:rPr>
+          <w:rFonts w:ascii="Times New Roman" w:hAnsi="Times New Roman" w:cs="Times New Roman"/>
+        </w:rPr>
+      </w:pPr>
+      <w:r>
+        <w:rPr>
+          <w:rFonts w:ascii="Times New Roman" w:hAnsi="Times New Roman" w:cs="Times New Roman"/>
           <w:sz w:val="20"/>
           <w:szCs w:val="20"/>
         </w:rPr>
@@ -65,15 +79,22 @@
           <w:bottom w:val="single" w:sz="6" w:space="1" w:color="000000"/>
         </w:pBdr>
         <w:spacing w:after="240"/>
+        <w:rPr>
+          <w:rFonts w:ascii="Times New Roman" w:hAnsi="Times New Roman" w:cs="Times New Roman"/>
+        </w:rPr>
       </w:pPr>
     </w:p>
     <w:p>
       <w:pPr>
         <w:spacing w:after="300"/>
         <w:jc w:val="center"/>
-      </w:pPr>
-      <w:r>
-        <w:rPr>
+        <w:rPr>
+          <w:rFonts w:ascii="Times New Roman" w:hAnsi="Times New Roman" w:cs="Times New Roman"/>
+        </w:rPr>
+      </w:pPr>
+      <w:r>
+        <w:rPr>
+          <w:rFonts w:ascii="Times New Roman" w:hAnsi="Times New Roman" w:cs="Times New Roman"/>
           <w:b/>
           <w:bCs/>
           <w:sz w:val="32"/>
@@ -122,8 +143,14 @@
             </w:tcMar>
           </w:tcPr>
           <w:p>
+            <w:pPr>
+              <w:rPr>
+                <w:rFonts w:ascii="Times New Roman" w:hAnsi="Times New Roman" w:cs="Times New Roman"/>
+              </w:rPr>
+            </w:pPr>
             <w:r>
               <w:rPr>
+                <w:rFonts w:ascii="Times New Roman" w:hAnsi="Times New Roman" w:cs="Times New Roman"/>
                 <w:b/>
                 <w:bCs/>
               </w:rPr>
@@ -148,7 +175,15 @@
             </w:tcMar>
           </w:tcPr>
           <w:p>
+            <w:pPr>
+              <w:rPr>
+                <w:rFonts w:ascii="Times New Roman" w:hAnsi="Times New Roman" w:cs="Times New Roman"/>
+              </w:rPr>
+            </w:pPr>
             <w:r>
+              <w:rPr>
+                <w:rFonts w:ascii="Times New Roman" w:hAnsi="Times New Roman" w:cs="Times New Roman"/>
+              </w:rPr>
               <w:t>Jainil Gupta</w:t>
             </w:r>
           </w:p>
@@ -172,9 +207,15 @@
             </w:tcMar>
           </w:tcPr>
           <w:p>
+            <w:pPr>
+              <w:rPr>
+                <w:rFonts w:ascii="Times New Roman" w:hAnsi="Times New Roman" w:cs="Times New Roman"/>
+              </w:rPr>
+            </w:pPr>
             <w:proofErr w:type="spellStart"/>
             <w:r>
               <w:rPr>
+                <w:rFonts w:ascii="Times New Roman" w:hAnsi="Times New Roman" w:cs="Times New Roman"/>
                 <w:b/>
                 <w:bCs/>
               </w:rPr>
@@ -183,6 +224,7 @@
             <w:proofErr w:type="spellEnd"/>
             <w:r>
               <w:rPr>
+                <w:rFonts w:ascii="Times New Roman" w:hAnsi="Times New Roman" w:cs="Times New Roman"/>
                 <w:b/>
                 <w:bCs/>
               </w:rPr>
@@ -207,7 +249,15 @@
             </w:tcMar>
           </w:tcPr>
           <w:p>
+            <w:pPr>
+              <w:rPr>
+                <w:rFonts w:ascii="Times New Roman" w:hAnsi="Times New Roman" w:cs="Times New Roman"/>
+              </w:rPr>
+            </w:pPr>
             <w:r>
+              <w:rPr>
+                <w:rFonts w:ascii="Times New Roman" w:hAnsi="Times New Roman" w:cs="Times New Roman"/>
+              </w:rPr>
               <w:t>220670132018</w:t>
             </w:r>
           </w:p>
@@ -231,8 +281,14 @@
             </w:tcMar>
           </w:tcPr>
           <w:p>
+            <w:pPr>
+              <w:rPr>
+                <w:rFonts w:ascii="Times New Roman" w:hAnsi="Times New Roman" w:cs="Times New Roman"/>
+              </w:rPr>
+            </w:pPr>
             <w:r>
               <w:rPr>
+                <w:rFonts w:ascii="Times New Roman" w:hAnsi="Times New Roman" w:cs="Times New Roman"/>
                 <w:b/>
                 <w:bCs/>
               </w:rPr>
@@ -257,25 +313,51 @@
             </w:tcMar>
           </w:tcPr>
           <w:p>
+            <w:pPr>
+              <w:rPr>
+                <w:rFonts w:ascii="Times New Roman" w:hAnsi="Times New Roman" w:cs="Times New Roman"/>
+              </w:rPr>
+            </w:pPr>
             <w:r>
+              <w:rPr>
+                <w:rFonts w:ascii="Times New Roman" w:hAnsi="Times New Roman" w:cs="Times New Roman"/>
+              </w:rPr>
               <w:t xml:space="preserve">January </w:t>
             </w:r>
             <w:r>
+              <w:rPr>
+                <w:rFonts w:ascii="Times New Roman" w:hAnsi="Times New Roman" w:cs="Times New Roman"/>
+              </w:rPr>
               <w:t>01</w:t>
             </w:r>
             <w:r>
+              <w:rPr>
+                <w:rFonts w:ascii="Times New Roman" w:hAnsi="Times New Roman" w:cs="Times New Roman"/>
+              </w:rPr>
               <w:t xml:space="preserve">, 2026 - </w:t>
             </w:r>
             <w:r>
+              <w:rPr>
+                <w:rFonts w:ascii="Times New Roman" w:hAnsi="Times New Roman" w:cs="Times New Roman"/>
+              </w:rPr>
               <w:t>January</w:t>
             </w:r>
             <w:r>
+              <w:rPr>
+                <w:rFonts w:ascii="Times New Roman" w:hAnsi="Times New Roman" w:cs="Times New Roman"/>
+              </w:rPr>
               <w:t xml:space="preserve"> </w:t>
             </w:r>
             <w:r>
+              <w:rPr>
+                <w:rFonts w:ascii="Times New Roman" w:hAnsi="Times New Roman" w:cs="Times New Roman"/>
+              </w:rPr>
               <w:t>7</w:t>
             </w:r>
             <w:r>
+              <w:rPr>
+                <w:rFonts w:ascii="Times New Roman" w:hAnsi="Times New Roman" w:cs="Times New Roman"/>
+              </w:rPr>
               <w:t>, 2026 (Week 1)</w:t>
             </w:r>
           </w:p>
@@ -299,8 +381,14 @@
             </w:tcMar>
           </w:tcPr>
           <w:p>
+            <w:pPr>
+              <w:rPr>
+                <w:rFonts w:ascii="Times New Roman" w:hAnsi="Times New Roman" w:cs="Times New Roman"/>
+              </w:rPr>
+            </w:pPr>
             <w:r>
               <w:rPr>
+                <w:rFonts w:ascii="Times New Roman" w:hAnsi="Times New Roman" w:cs="Times New Roman"/>
                 <w:b/>
                 <w:bCs/>
               </w:rPr>
@@ -325,15 +413,29 @@
             </w:tcMar>
           </w:tcPr>
           <w:p>
+            <w:pPr>
+              <w:rPr>
+                <w:rFonts w:ascii="Times New Roman" w:hAnsi="Times New Roman" w:cs="Times New Roman"/>
+              </w:rPr>
+            </w:pPr>
             <w:r>
+              <w:rPr>
+                <w:rFonts w:ascii="Times New Roman" w:hAnsi="Times New Roman" w:cs="Times New Roman"/>
+              </w:rPr>
               <w:t xml:space="preserve">Microsoft Elevate Program (via </w:t>
             </w:r>
             <w:proofErr w:type="spellStart"/>
             <w:r>
+              <w:rPr>
+                <w:rFonts w:ascii="Times New Roman" w:hAnsi="Times New Roman" w:cs="Times New Roman"/>
+              </w:rPr>
               <w:t>Edunet</w:t>
             </w:r>
             <w:proofErr w:type="spellEnd"/>
             <w:r>
+              <w:rPr>
+                <w:rFonts w:ascii="Times New Roman" w:hAnsi="Times New Roman" w:cs="Times New Roman"/>
+              </w:rPr>
               <w:t xml:space="preserve"> Foundation &amp; FICE Education)</w:t>
             </w:r>
           </w:p>
@@ -357,8 +459,14 @@
             </w:tcMar>
           </w:tcPr>
           <w:p>
+            <w:pPr>
+              <w:rPr>
+                <w:rFonts w:ascii="Times New Roman" w:hAnsi="Times New Roman" w:cs="Times New Roman"/>
+              </w:rPr>
+            </w:pPr>
             <w:r>
               <w:rPr>
+                <w:rFonts w:ascii="Times New Roman" w:hAnsi="Times New Roman" w:cs="Times New Roman"/>
                 <w:b/>
                 <w:bCs/>
               </w:rPr>
@@ -383,7 +491,15 @@
             </w:tcMar>
           </w:tcPr>
           <w:p>
+            <w:pPr>
+              <w:rPr>
+                <w:rFonts w:ascii="Times New Roman" w:hAnsi="Times New Roman" w:cs="Times New Roman"/>
+              </w:rPr>
+            </w:pPr>
             <w:r>
+              <w:rPr>
+                <w:rFonts w:ascii="Times New Roman" w:hAnsi="Times New Roman" w:cs="Times New Roman"/>
+              </w:rPr>
               <w:t>Adarsh Gupta</w:t>
             </w:r>
           </w:p>
@@ -407,8 +523,14 @@
             </w:tcMar>
           </w:tcPr>
           <w:p>
+            <w:pPr>
+              <w:rPr>
+                <w:rFonts w:ascii="Times New Roman" w:hAnsi="Times New Roman" w:cs="Times New Roman"/>
+              </w:rPr>
+            </w:pPr>
             <w:r>
               <w:rPr>
+                <w:rFonts w:ascii="Times New Roman" w:hAnsi="Times New Roman" w:cs="Times New Roman"/>
                 <w:b/>
                 <w:bCs/>
               </w:rPr>
@@ -433,7 +555,15 @@
             </w:tcMar>
           </w:tcPr>
           <w:p>
+            <w:pPr>
+              <w:rPr>
+                <w:rFonts w:ascii="Times New Roman" w:hAnsi="Times New Roman" w:cs="Times New Roman"/>
+              </w:rPr>
+            </w:pPr>
             <w:r>
+              <w:rPr>
+                <w:rFonts w:ascii="Times New Roman" w:hAnsi="Times New Roman" w:cs="Times New Roman"/>
+              </w:rPr>
               <w:t>0124-4080107</w:t>
             </w:r>
           </w:p>
@@ -457,8 +587,14 @@
             </w:tcMar>
           </w:tcPr>
           <w:p>
+            <w:pPr>
+              <w:rPr>
+                <w:rFonts w:ascii="Times New Roman" w:hAnsi="Times New Roman" w:cs="Times New Roman"/>
+              </w:rPr>
+            </w:pPr>
             <w:r>
               <w:rPr>
+                <w:rFonts w:ascii="Times New Roman" w:hAnsi="Times New Roman" w:cs="Times New Roman"/>
                 <w:b/>
                 <w:bCs/>
               </w:rPr>
@@ -483,7 +619,15 @@
             </w:tcMar>
           </w:tcPr>
           <w:p>
+            <w:pPr>
+              <w:rPr>
+                <w:rFonts w:ascii="Times New Roman" w:hAnsi="Times New Roman" w:cs="Times New Roman"/>
+              </w:rPr>
+            </w:pPr>
             <w:r>
+              <w:rPr>
+                <w:rFonts w:ascii="Times New Roman" w:hAnsi="Times New Roman" w:cs="Times New Roman"/>
+              </w:rPr>
               <w:t>Chintan Rana</w:t>
             </w:r>
           </w:p>
@@ -493,22 +637,37 @@
     <w:p>
       <w:pPr>
         <w:spacing w:after="300"/>
+        <w:rPr>
+          <w:rFonts w:ascii="Times New Roman" w:hAnsi="Times New Roman" w:cs="Times New Roman"/>
+        </w:rPr>
       </w:pPr>
     </w:p>
     <w:p>
       <w:pPr>
         <w:pStyle w:val="Heading1"/>
         <w:spacing w:before="300" w:after="200"/>
-      </w:pPr>
-      <w:r>
+        <w:rPr>
+          <w:rFonts w:ascii="Times New Roman" w:hAnsi="Times New Roman" w:cs="Times New Roman"/>
+        </w:rPr>
+      </w:pPr>
+      <w:r>
+        <w:rPr>
+          <w:rFonts w:ascii="Times New Roman" w:hAnsi="Times New Roman" w:cs="Times New Roman"/>
+        </w:rPr>
         <w:t>Work done in last Week with description:</w:t>
       </w:r>
     </w:p>
     <w:p>
       <w:pPr>
         <w:pStyle w:val="Heading2"/>
-      </w:pPr>
-      <w:r>
+        <w:rPr>
+          <w:rFonts w:ascii="Times New Roman" w:hAnsi="Times New Roman" w:cs="Times New Roman"/>
+        </w:rPr>
+      </w:pPr>
+      <w:r>
+        <w:rPr>
+          <w:rFonts w:ascii="Times New Roman" w:hAnsi="Times New Roman" w:cs="Times New Roman"/>
+        </w:rPr>
         <w:t>1. Microsoft Elevate Program Registration and Orientation</w:t>
       </w:r>
     </w:p>
@@ -516,16 +675,28 @@
       <w:pPr>
         <w:pStyle w:val="Heading3"/>
         <w:spacing w:before="100"/>
-      </w:pPr>
-      <w:r>
+        <w:rPr>
+          <w:rFonts w:ascii="Times New Roman" w:hAnsi="Times New Roman" w:cs="Times New Roman"/>
+        </w:rPr>
+      </w:pPr>
+      <w:r>
+        <w:rPr>
+          <w:rFonts w:ascii="Times New Roman" w:hAnsi="Times New Roman" w:cs="Times New Roman"/>
+        </w:rPr>
         <w:t>Description:</w:t>
       </w:r>
     </w:p>
     <w:p>
       <w:pPr>
         <w:spacing w:after="100"/>
-      </w:pPr>
-      <w:r>
+        <w:rPr>
+          <w:rFonts w:ascii="Times New Roman" w:hAnsi="Times New Roman" w:cs="Times New Roman"/>
+        </w:rPr>
+      </w:pPr>
+      <w:r>
+        <w:rPr>
+          <w:rFonts w:ascii="Times New Roman" w:hAnsi="Times New Roman" w:cs="Times New Roman"/>
+        </w:rPr>
         <w:t>Completed the registration process for Microsoft Elevate - GTU Internship program. Attended the orientation session where program structure, 12-week roadmap, evaluation criteria, and platform access were explained.</w:t>
       </w:r>
     </w:p>
@@ -533,8 +704,14 @@
       <w:pPr>
         <w:pStyle w:val="Heading3"/>
         <w:spacing w:before="100"/>
-      </w:pPr>
-      <w:r>
+        <w:rPr>
+          <w:rFonts w:ascii="Times New Roman" w:hAnsi="Times New Roman" w:cs="Times New Roman"/>
+        </w:rPr>
+      </w:pPr>
+      <w:r>
+        <w:rPr>
+          <w:rFonts w:ascii="Times New Roman" w:hAnsi="Times New Roman" w:cs="Times New Roman"/>
+        </w:rPr>
         <w:t>Key Learnings:</w:t>
       </w:r>
     </w:p>
@@ -545,8 +722,14 @@
           <w:ilvl w:val="0"/>
           <w:numId w:val="2"/>
         </w:numPr>
-      </w:pPr>
-      <w:r>
+        <w:rPr>
+          <w:rFonts w:ascii="Times New Roman" w:hAnsi="Times New Roman" w:cs="Times New Roman"/>
+        </w:rPr>
+      </w:pPr>
+      <w:r>
+        <w:rPr>
+          <w:rFonts w:ascii="Times New Roman" w:hAnsi="Times New Roman" w:cs="Times New Roman"/>
+        </w:rPr>
         <w:t>Overview of 12-week learning modules covering Data Analytics, ML, DL, Power BI, Azure Cloud</w:t>
       </w:r>
     </w:p>
@@ -557,8 +740,14 @@
           <w:ilvl w:val="0"/>
           <w:numId w:val="2"/>
         </w:numPr>
-      </w:pPr>
-      <w:r>
+        <w:rPr>
+          <w:rFonts w:ascii="Times New Roman" w:hAnsi="Times New Roman" w:cs="Times New Roman"/>
+        </w:rPr>
+      </w:pPr>
+      <w:r>
+        <w:rPr>
+          <w:rFonts w:ascii="Times New Roman" w:hAnsi="Times New Roman" w:cs="Times New Roman"/>
+        </w:rPr>
         <w:t>Understanding of virtual lab environment and assignment submission process</w:t>
       </w:r>
     </w:p>
@@ -569,21 +758,36 @@
           <w:ilvl w:val="0"/>
           <w:numId w:val="2"/>
         </w:numPr>
-      </w:pPr>
-      <w:r>
+        <w:rPr>
+          <w:rFonts w:ascii="Times New Roman" w:hAnsi="Times New Roman" w:cs="Times New Roman"/>
+        </w:rPr>
+      </w:pPr>
+      <w:r>
+        <w:rPr>
+          <w:rFonts w:ascii="Times New Roman" w:hAnsi="Times New Roman" w:cs="Times New Roman"/>
+        </w:rPr>
         <w:t>Introduction to Microsoft-certified trainers and mentorship structure</w:t>
       </w:r>
     </w:p>
     <w:p>
       <w:pPr>
         <w:spacing w:after="200"/>
+        <w:rPr>
+          <w:rFonts w:ascii="Times New Roman" w:hAnsi="Times New Roman" w:cs="Times New Roman"/>
+        </w:rPr>
       </w:pPr>
     </w:p>
     <w:p>
       <w:pPr>
         <w:pStyle w:val="Heading2"/>
-      </w:pPr>
-      <w:r>
+        <w:rPr>
+          <w:rFonts w:ascii="Times New Roman" w:hAnsi="Times New Roman" w:cs="Times New Roman"/>
+        </w:rPr>
+      </w:pPr>
+      <w:r>
+        <w:rPr>
+          <w:rFonts w:ascii="Times New Roman" w:hAnsi="Times New Roman" w:cs="Times New Roman"/>
+        </w:rPr>
         <w:t>2. Week 1 Module: Introduction to Artificial Intelligence</w:t>
       </w:r>
     </w:p>
@@ -591,16 +795,28 @@
       <w:pPr>
         <w:pStyle w:val="Heading3"/>
         <w:spacing w:before="100"/>
-      </w:pPr>
-      <w:r>
+        <w:rPr>
+          <w:rFonts w:ascii="Times New Roman" w:hAnsi="Times New Roman" w:cs="Times New Roman"/>
+        </w:rPr>
+      </w:pPr>
+      <w:r>
+        <w:rPr>
+          <w:rFonts w:ascii="Times New Roman" w:hAnsi="Times New Roman" w:cs="Times New Roman"/>
+        </w:rPr>
         <w:t>Description:</w:t>
       </w:r>
     </w:p>
     <w:p>
       <w:pPr>
         <w:spacing w:after="100"/>
-      </w:pPr>
-      <w:r>
+        <w:rPr>
+          <w:rFonts w:ascii="Times New Roman" w:hAnsi="Times New Roman" w:cs="Times New Roman"/>
+        </w:rPr>
+      </w:pPr>
+      <w:r>
+        <w:rPr>
+          <w:rFonts w:ascii="Times New Roman" w:hAnsi="Times New Roman" w:cs="Times New Roman"/>
+        </w:rPr>
         <w:t>Attended live session on "Introduction to Artificial Intelligence" covering fundamental AI concepts, types of AI (Narrow AI, General AI, Super AI), AI vs ML vs DL distinctions, and real-world AI applications.</w:t>
       </w:r>
     </w:p>
@@ -608,8 +824,14 @@
       <w:pPr>
         <w:pStyle w:val="Heading3"/>
         <w:spacing w:before="100"/>
-      </w:pPr>
-      <w:r>
+        <w:rPr>
+          <w:rFonts w:ascii="Times New Roman" w:hAnsi="Times New Roman" w:cs="Times New Roman"/>
+        </w:rPr>
+      </w:pPr>
+      <w:r>
+        <w:rPr>
+          <w:rFonts w:ascii="Times New Roman" w:hAnsi="Times New Roman" w:cs="Times New Roman"/>
+        </w:rPr>
         <w:t>Key Topics Covered:</w:t>
       </w:r>
     </w:p>
@@ -620,8 +842,14 @@
           <w:ilvl w:val="0"/>
           <w:numId w:val="2"/>
         </w:numPr>
-      </w:pPr>
-      <w:r>
+        <w:rPr>
+          <w:rFonts w:ascii="Times New Roman" w:hAnsi="Times New Roman" w:cs="Times New Roman"/>
+        </w:rPr>
+      </w:pPr>
+      <w:r>
+        <w:rPr>
+          <w:rFonts w:ascii="Times New Roman" w:hAnsi="Times New Roman" w:cs="Times New Roman"/>
+        </w:rPr>
         <w:t>What is Artificial Intelligence? History and evolution of AI</w:t>
       </w:r>
     </w:p>
@@ -632,8 +860,14 @@
           <w:ilvl w:val="0"/>
           <w:numId w:val="2"/>
         </w:numPr>
-      </w:pPr>
-      <w:r>
+        <w:rPr>
+          <w:rFonts w:ascii="Times New Roman" w:hAnsi="Times New Roman" w:cs="Times New Roman"/>
+        </w:rPr>
+      </w:pPr>
+      <w:r>
+        <w:rPr>
+          <w:rFonts w:ascii="Times New Roman" w:hAnsi="Times New Roman" w:cs="Times New Roman"/>
+        </w:rPr>
         <w:t>Types of AI: Reactive Machines, Limited Memory, Theory of Mind, Self-Aware AI</w:t>
       </w:r>
     </w:p>
@@ -644,9 +878,14 @@
           <w:ilvl w:val="0"/>
           <w:numId w:val="2"/>
         </w:numPr>
-      </w:pPr>
-      <w:r>
-        <w:lastRenderedPageBreak/>
+        <w:rPr>
+          <w:rFonts w:ascii="Times New Roman" w:hAnsi="Times New Roman" w:cs="Times New Roman"/>
+        </w:rPr>
+      </w:pPr>
+      <w:r>
+        <w:rPr>
+          <w:rFonts w:ascii="Times New Roman" w:hAnsi="Times New Roman" w:cs="Times New Roman"/>
+        </w:rPr>
         <w:t>AI applications in healthcare, finance, security, and automation</w:t>
       </w:r>
     </w:p>
@@ -657,20 +896,37 @@
           <w:ilvl w:val="0"/>
           <w:numId w:val="2"/>
         </w:numPr>
-      </w:pPr>
-      <w:r>
+        <w:rPr>
+          <w:rFonts w:ascii="Times New Roman" w:hAnsi="Times New Roman" w:cs="Times New Roman"/>
+        </w:rPr>
+      </w:pPr>
+      <w:r>
+        <w:rPr>
+          <w:rFonts w:ascii="Times New Roman" w:hAnsi="Times New Roman" w:cs="Times New Roman"/>
+        </w:rPr>
         <w:t>Ethical considerations in AI development</w:t>
       </w:r>
     </w:p>
-    <w:p/>
+    <w:p>
+      <w:pPr>
+        <w:rPr>
+          <w:rFonts w:ascii="Times New Roman" w:hAnsi="Times New Roman" w:cs="Times New Roman"/>
+        </w:rPr>
+      </w:pPr>
+    </w:p>
     <w:p>
       <w:pPr>
         <w:spacing w:after="200"/>
-      </w:pPr>
-      <w:r>
-        <w:rPr>
+        <w:rPr>
+          <w:rFonts w:ascii="Times New Roman" w:hAnsi="Times New Roman" w:cs="Times New Roman"/>
+        </w:rPr>
+      </w:pPr>
+      <w:r>
+        <w:rPr>
+          <w:rFonts w:ascii="Times New Roman" w:hAnsi="Times New Roman" w:cs="Times New Roman"/>
           <w:noProof/>
         </w:rPr>
+        <w:lastRenderedPageBreak/>
         <w:drawing>
           <wp:inline distT="0" distB="0" distL="0" distR="0" wp14:anchorId="17E40CA4" wp14:editId="19C6D278">
             <wp:extent cx="5516880" cy="4732020"/>
@@ -717,9 +973,13 @@
     <w:p>
       <w:pPr>
         <w:jc w:val="center"/>
-      </w:pPr>
-      <w:r>
-        <w:rPr>
+        <w:rPr>
+          <w:rFonts w:ascii="Times New Roman" w:hAnsi="Times New Roman" w:cs="Times New Roman"/>
+        </w:rPr>
+      </w:pPr>
+      <w:r>
+        <w:rPr>
+          <w:rFonts w:ascii="Times New Roman" w:hAnsi="Times New Roman" w:cs="Times New Roman"/>
           <w:i/>
           <w:color w:val="404040"/>
           <w:sz w:val="20"/>
@@ -730,18 +990,30 @@
     <w:p>
       <w:pPr>
         <w:spacing w:after="200"/>
+        <w:rPr>
+          <w:rFonts w:ascii="Times New Roman" w:hAnsi="Times New Roman" w:cs="Times New Roman"/>
+        </w:rPr>
       </w:pPr>
     </w:p>
     <w:p>
       <w:pPr>
         <w:spacing w:after="200"/>
+        <w:rPr>
+          <w:rFonts w:ascii="Times New Roman" w:hAnsi="Times New Roman" w:cs="Times New Roman"/>
+        </w:rPr>
       </w:pPr>
     </w:p>
     <w:p>
       <w:pPr>
         <w:pStyle w:val="Heading2"/>
-      </w:pPr>
-      <w:r>
+        <w:rPr>
+          <w:rFonts w:ascii="Times New Roman" w:hAnsi="Times New Roman" w:cs="Times New Roman"/>
+        </w:rPr>
+      </w:pPr>
+      <w:r>
+        <w:rPr>
+          <w:rFonts w:ascii="Times New Roman" w:hAnsi="Times New Roman" w:cs="Times New Roman"/>
+        </w:rPr>
         <w:t>3. Week 1 Module: Introduction to Data Analytics</w:t>
       </w:r>
     </w:p>
@@ -749,16 +1021,28 @@
       <w:pPr>
         <w:pStyle w:val="Heading3"/>
         <w:spacing w:before="100"/>
-      </w:pPr>
-      <w:r>
+        <w:rPr>
+          <w:rFonts w:ascii="Times New Roman" w:hAnsi="Times New Roman" w:cs="Times New Roman"/>
+        </w:rPr>
+      </w:pPr>
+      <w:r>
+        <w:rPr>
+          <w:rFonts w:ascii="Times New Roman" w:hAnsi="Times New Roman" w:cs="Times New Roman"/>
+        </w:rPr>
         <w:t>Description:</w:t>
       </w:r>
     </w:p>
     <w:p>
       <w:pPr>
         <w:spacing w:after="100"/>
-      </w:pPr>
-      <w:r>
+        <w:rPr>
+          <w:rFonts w:ascii="Times New Roman" w:hAnsi="Times New Roman" w:cs="Times New Roman"/>
+        </w:rPr>
+      </w:pPr>
+      <w:r>
+        <w:rPr>
+          <w:rFonts w:ascii="Times New Roman" w:hAnsi="Times New Roman" w:cs="Times New Roman"/>
+        </w:rPr>
         <w:t>Participated in "Introduction to Data Analytics" session. Learned about data analytics lifecycle, types of analytics (Descriptive, Diagnostic, Predictive, Prescriptive), and importance of data-driven decision making.</w:t>
       </w:r>
     </w:p>
@@ -766,8 +1050,14 @@
       <w:pPr>
         <w:pStyle w:val="Heading3"/>
         <w:spacing w:before="100"/>
-      </w:pPr>
-      <w:r>
+        <w:rPr>
+          <w:rFonts w:ascii="Times New Roman" w:hAnsi="Times New Roman" w:cs="Times New Roman"/>
+        </w:rPr>
+      </w:pPr>
+      <w:r>
+        <w:rPr>
+          <w:rFonts w:ascii="Times New Roman" w:hAnsi="Times New Roman" w:cs="Times New Roman"/>
+        </w:rPr>
         <w:t>Key Topics Covered:</w:t>
       </w:r>
     </w:p>
@@ -778,8 +1068,14 @@
           <w:ilvl w:val="0"/>
           <w:numId w:val="2"/>
         </w:numPr>
-      </w:pPr>
-      <w:r>
+        <w:rPr>
+          <w:rFonts w:ascii="Times New Roman" w:hAnsi="Times New Roman" w:cs="Times New Roman"/>
+        </w:rPr>
+      </w:pPr>
+      <w:r>
+        <w:rPr>
+          <w:rFonts w:ascii="Times New Roman" w:hAnsi="Times New Roman" w:cs="Times New Roman"/>
+        </w:rPr>
         <w:t>Data Analytics vs Data Science vs Business Intelligence</w:t>
       </w:r>
     </w:p>
@@ -790,8 +1086,14 @@
           <w:ilvl w:val="0"/>
           <w:numId w:val="2"/>
         </w:numPr>
-      </w:pPr>
-      <w:r>
+        <w:rPr>
+          <w:rFonts w:ascii="Times New Roman" w:hAnsi="Times New Roman" w:cs="Times New Roman"/>
+        </w:rPr>
+      </w:pPr>
+      <w:r>
+        <w:rPr>
+          <w:rFonts w:ascii="Times New Roman" w:hAnsi="Times New Roman" w:cs="Times New Roman"/>
+        </w:rPr>
         <w:t>Data analytics workflow: Data Collection → Cleaning → Analysis → Visualization → Insights</w:t>
       </w:r>
     </w:p>
@@ -802,8 +1104,14 @@
           <w:ilvl w:val="0"/>
           <w:numId w:val="2"/>
         </w:numPr>
-      </w:pPr>
-      <w:r>
+        <w:rPr>
+          <w:rFonts w:ascii="Times New Roman" w:hAnsi="Times New Roman" w:cs="Times New Roman"/>
+        </w:rPr>
+      </w:pPr>
+      <w:r>
+        <w:rPr>
+          <w:rFonts w:ascii="Times New Roman" w:hAnsi="Times New Roman" w:cs="Times New Roman"/>
+        </w:rPr>
         <w:t>Tools and technologies in data analytics ecosystem</w:t>
       </w:r>
     </w:p>
@@ -814,17 +1122,36 @@
           <w:ilvl w:val="0"/>
           <w:numId w:val="2"/>
         </w:numPr>
-      </w:pPr>
-      <w:r>
+        <w:rPr>
+          <w:rFonts w:ascii="Times New Roman" w:hAnsi="Times New Roman" w:cs="Times New Roman"/>
+        </w:rPr>
+      </w:pPr>
+      <w:r>
+        <w:rPr>
+          <w:rFonts w:ascii="Times New Roman" w:hAnsi="Times New Roman" w:cs="Times New Roman"/>
+        </w:rPr>
         <w:t>Career opportunities in data analytics</w:t>
       </w:r>
     </w:p>
-    <w:p/>
-    <w:p>
-      <w:r>
-        <w:rPr>
+    <w:p>
+      <w:pPr>
+        <w:rPr>
+          <w:rFonts w:ascii="Times New Roman" w:hAnsi="Times New Roman" w:cs="Times New Roman"/>
+        </w:rPr>
+      </w:pPr>
+    </w:p>
+    <w:p>
+      <w:pPr>
+        <w:rPr>
+          <w:rFonts w:ascii="Times New Roman" w:hAnsi="Times New Roman" w:cs="Times New Roman"/>
+        </w:rPr>
+      </w:pPr>
+      <w:r>
+        <w:rPr>
+          <w:rFonts w:ascii="Times New Roman" w:hAnsi="Times New Roman" w:cs="Times New Roman"/>
           <w:noProof/>
         </w:rPr>
+        <w:lastRenderedPageBreak/>
         <w:drawing>
           <wp:inline distT="0" distB="0" distL="0" distR="0" wp14:anchorId="489CE5A2" wp14:editId="0B039AA9">
             <wp:extent cx="5455920" cy="5026025"/>
@@ -868,13 +1195,23 @@
         </w:drawing>
       </w:r>
     </w:p>
-    <w:p/>
+    <w:p>
+      <w:pPr>
+        <w:rPr>
+          <w:rFonts w:ascii="Times New Roman" w:hAnsi="Times New Roman" w:cs="Times New Roman"/>
+        </w:rPr>
+      </w:pPr>
+    </w:p>
     <w:p>
       <w:pPr>
         <w:jc w:val="center"/>
-      </w:pPr>
-      <w:r>
-        <w:rPr>
+        <w:rPr>
+          <w:rFonts w:ascii="Times New Roman" w:hAnsi="Times New Roman" w:cs="Times New Roman"/>
+        </w:rPr>
+      </w:pPr>
+      <w:r>
+        <w:rPr>
+          <w:rFonts w:ascii="Times New Roman" w:hAnsi="Times New Roman" w:cs="Times New Roman"/>
           <w:i/>
           <w:color w:val="404040"/>
           <w:sz w:val="20"/>
@@ -882,17 +1219,32 @@
         <w:t>Figure 2: Data Analytics Workflow Process</w:t>
       </w:r>
     </w:p>
-    <w:p/>
+    <w:p>
+      <w:pPr>
+        <w:rPr>
+          <w:rFonts w:ascii="Times New Roman" w:hAnsi="Times New Roman" w:cs="Times New Roman"/>
+        </w:rPr>
+      </w:pPr>
+    </w:p>
     <w:p>
       <w:pPr>
         <w:spacing w:after="200"/>
+        <w:rPr>
+          <w:rFonts w:ascii="Times New Roman" w:hAnsi="Times New Roman" w:cs="Times New Roman"/>
+        </w:rPr>
       </w:pPr>
     </w:p>
     <w:p>
       <w:pPr>
         <w:pStyle w:val="Heading2"/>
-      </w:pPr>
-      <w:r>
+        <w:rPr>
+          <w:rFonts w:ascii="Times New Roman" w:hAnsi="Times New Roman" w:cs="Times New Roman"/>
+        </w:rPr>
+      </w:pPr>
+      <w:r>
+        <w:rPr>
+          <w:rFonts w:ascii="Times New Roman" w:hAnsi="Times New Roman" w:cs="Times New Roman"/>
+        </w:rPr>
         <w:t>4. GTU Internship Problem Domain Analysis</w:t>
       </w:r>
     </w:p>
@@ -900,24 +1252,42 @@
       <w:pPr>
         <w:pStyle w:val="Heading3"/>
         <w:spacing w:before="100"/>
-      </w:pPr>
-      <w:r>
+        <w:rPr>
+          <w:rFonts w:ascii="Times New Roman" w:hAnsi="Times New Roman" w:cs="Times New Roman"/>
+        </w:rPr>
+      </w:pPr>
+      <w:r>
+        <w:rPr>
+          <w:rFonts w:ascii="Times New Roman" w:hAnsi="Times New Roman" w:cs="Times New Roman"/>
+        </w:rPr>
         <w:t>Description:</w:t>
       </w:r>
     </w:p>
     <w:p>
       <w:pPr>
         <w:spacing w:after="100"/>
-      </w:pPr>
-      <w:r>
+        <w:rPr>
+          <w:rFonts w:ascii="Times New Roman" w:hAnsi="Times New Roman" w:cs="Times New Roman"/>
+        </w:rPr>
+      </w:pPr>
+      <w:r>
+        <w:rPr>
+          <w:rFonts w:ascii="Times New Roman" w:hAnsi="Times New Roman" w:cs="Times New Roman"/>
+        </w:rPr>
         <w:t xml:space="preserve">Reviewed GTU internship problem statements for 8th semester. </w:t>
       </w:r>
       <w:proofErr w:type="spellStart"/>
       <w:r>
+        <w:rPr>
+          <w:rFonts w:ascii="Times New Roman" w:hAnsi="Times New Roman" w:cs="Times New Roman"/>
+        </w:rPr>
         <w:t>Analyzed</w:t>
       </w:r>
       <w:proofErr w:type="spellEnd"/>
       <w:r>
+        <w:rPr>
+          <w:rFonts w:ascii="Times New Roman" w:hAnsi="Times New Roman" w:cs="Times New Roman"/>
+        </w:rPr>
         <w:t xml:space="preserve"> "Border Defence and Surveillance" domain as potential project area. Studied the challenges mentioned in problem statement:</w:t>
       </w:r>
     </w:p>
@@ -928,8 +1298,14 @@
           <w:ilvl w:val="0"/>
           <w:numId w:val="2"/>
         </w:numPr>
-      </w:pPr>
-      <w:r>
+        <w:rPr>
+          <w:rFonts w:ascii="Times New Roman" w:hAnsi="Times New Roman" w:cs="Times New Roman"/>
+        </w:rPr>
+      </w:pPr>
+      <w:r>
+        <w:rPr>
+          <w:rFonts w:ascii="Times New Roman" w:hAnsi="Times New Roman" w:cs="Times New Roman"/>
+        </w:rPr>
         <w:t>Large-scale monitoring requirements</w:t>
       </w:r>
     </w:p>
@@ -940,8 +1316,14 @@
           <w:ilvl w:val="0"/>
           <w:numId w:val="2"/>
         </w:numPr>
-      </w:pPr>
-      <w:r>
+        <w:rPr>
+          <w:rFonts w:ascii="Times New Roman" w:hAnsi="Times New Roman" w:cs="Times New Roman"/>
+        </w:rPr>
+      </w:pPr>
+      <w:r>
+        <w:rPr>
+          <w:rFonts w:ascii="Times New Roman" w:hAnsi="Times New Roman" w:cs="Times New Roman"/>
+        </w:rPr>
         <w:t>Delayed threat detection in manual systems</w:t>
       </w:r>
     </w:p>
@@ -952,8 +1334,14 @@
           <w:ilvl w:val="0"/>
           <w:numId w:val="2"/>
         </w:numPr>
-      </w:pPr>
-      <w:r>
+        <w:rPr>
+          <w:rFonts w:ascii="Times New Roman" w:hAnsi="Times New Roman" w:cs="Times New Roman"/>
+        </w:rPr>
+      </w:pPr>
+      <w:r>
+        <w:rPr>
+          <w:rFonts w:ascii="Times New Roman" w:hAnsi="Times New Roman" w:cs="Times New Roman"/>
+        </w:rPr>
         <w:t>High false alarm rates</w:t>
       </w:r>
     </w:p>
@@ -964,8 +1352,14 @@
           <w:ilvl w:val="0"/>
           <w:numId w:val="2"/>
         </w:numPr>
-      </w:pPr>
-      <w:r>
+        <w:rPr>
+          <w:rFonts w:ascii="Times New Roman" w:hAnsi="Times New Roman" w:cs="Times New Roman"/>
+        </w:rPr>
+      </w:pPr>
+      <w:r>
+        <w:rPr>
+          <w:rFonts w:ascii="Times New Roman" w:hAnsi="Times New Roman" w:cs="Times New Roman"/>
+        </w:rPr>
         <w:t>Resource constraints</w:t>
       </w:r>
     </w:p>
@@ -976,39 +1370,74 @@
           <w:ilvl w:val="0"/>
           <w:numId w:val="2"/>
         </w:numPr>
-      </w:pPr>
-      <w:r>
+        <w:rPr>
+          <w:rFonts w:ascii="Times New Roman" w:hAnsi="Times New Roman" w:cs="Times New Roman"/>
+        </w:rPr>
+      </w:pPr>
+      <w:r>
+        <w:rPr>
+          <w:rFonts w:ascii="Times New Roman" w:hAnsi="Times New Roman" w:cs="Times New Roman"/>
+        </w:rPr>
         <w:t>Poor data integration from sensors and cameras</w:t>
       </w:r>
     </w:p>
     <w:p>
       <w:pPr>
         <w:spacing w:after="120"/>
+        <w:rPr>
+          <w:rFonts w:ascii="Times New Roman" w:hAnsi="Times New Roman" w:cs="Times New Roman"/>
+        </w:rPr>
       </w:pPr>
     </w:p>
     <w:p>
       <w:pPr>
         <w:pStyle w:val="Heading3"/>
         <w:spacing w:before="100"/>
-      </w:pPr>
-      <w:r>
+        <w:rPr>
+          <w:rFonts w:ascii="Times New Roman" w:hAnsi="Times New Roman" w:cs="Times New Roman"/>
+        </w:rPr>
+      </w:pPr>
+      <w:r>
+        <w:rPr>
+          <w:rFonts w:ascii="Times New Roman" w:hAnsi="Times New Roman" w:cs="Times New Roman"/>
+        </w:rPr>
         <w:t>Activity:</w:t>
       </w:r>
     </w:p>
     <w:p>
       <w:pPr>
         <w:spacing w:after="200"/>
-      </w:pPr>
-      <w:r>
+        <w:rPr>
+          <w:rFonts w:ascii="Times New Roman" w:hAnsi="Times New Roman" w:cs="Times New Roman"/>
+        </w:rPr>
+      </w:pPr>
+      <w:r>
+        <w:rPr>
+          <w:rFonts w:ascii="Times New Roman" w:hAnsi="Times New Roman" w:cs="Times New Roman"/>
+        </w:rPr>
+        <w:t>Read problem statement document multiple times, highlighted key requirements, and started thinking about possible AI/ML approaches.</w:t>
+      </w:r>
+    </w:p>
+    <w:p>
+      <w:pPr>
+        <w:spacing w:after="200"/>
+        <w:rPr>
+          <w:rFonts w:ascii="Times New Roman" w:hAnsi="Times New Roman" w:cs="Times New Roman"/>
+        </w:rPr>
+      </w:pPr>
+    </w:p>
+    <w:p>
+      <w:pPr>
+        <w:pStyle w:val="Heading2"/>
+        <w:rPr>
+          <w:rFonts w:ascii="Times New Roman" w:hAnsi="Times New Roman" w:cs="Times New Roman"/>
+        </w:rPr>
+      </w:pPr>
+      <w:r>
+        <w:rPr>
+          <w:rFonts w:ascii="Times New Roman" w:hAnsi="Times New Roman" w:cs="Times New Roman"/>
+        </w:rPr>
         <w:lastRenderedPageBreak/>
-        <w:t>Read problem statement document multiple times, highlighted key requirements, and started thinking about possible AI/ML approaches.</w:t>
-      </w:r>
-    </w:p>
-    <w:p>
-      <w:pPr>
-        <w:pStyle w:val="Heading2"/>
-      </w:pPr>
-      <w:r>
         <w:t>5. Python Development Environment Setup</w:t>
       </w:r>
     </w:p>
@@ -1016,16 +1445,28 @@
       <w:pPr>
         <w:pStyle w:val="Heading3"/>
         <w:spacing w:before="100"/>
-      </w:pPr>
-      <w:r>
+        <w:rPr>
+          <w:rFonts w:ascii="Times New Roman" w:hAnsi="Times New Roman" w:cs="Times New Roman"/>
+        </w:rPr>
+      </w:pPr>
+      <w:r>
+        <w:rPr>
+          <w:rFonts w:ascii="Times New Roman" w:hAnsi="Times New Roman" w:cs="Times New Roman"/>
+        </w:rPr>
         <w:t>Description:</w:t>
       </w:r>
     </w:p>
     <w:p>
       <w:pPr>
         <w:spacing w:after="100"/>
-      </w:pPr>
-      <w:r>
+        <w:rPr>
+          <w:rFonts w:ascii="Times New Roman" w:hAnsi="Times New Roman" w:cs="Times New Roman"/>
+        </w:rPr>
+      </w:pPr>
+      <w:r>
+        <w:rPr>
+          <w:rFonts w:ascii="Times New Roman" w:hAnsi="Times New Roman" w:cs="Times New Roman"/>
+        </w:rPr>
         <w:t>Setup local development environment for upcoming data analytics and ML work. Installed necessary tools and tested basic Python operations.</w:t>
       </w:r>
     </w:p>
@@ -1033,8 +1474,14 @@
       <w:pPr>
         <w:pStyle w:val="Heading3"/>
         <w:spacing w:before="100"/>
-      </w:pPr>
-      <w:r>
+        <w:rPr>
+          <w:rFonts w:ascii="Times New Roman" w:hAnsi="Times New Roman" w:cs="Times New Roman"/>
+        </w:rPr>
+      </w:pPr>
+      <w:r>
+        <w:rPr>
+          <w:rFonts w:ascii="Times New Roman" w:hAnsi="Times New Roman" w:cs="Times New Roman"/>
+        </w:rPr>
         <w:t>Installed Tools:</w:t>
       </w:r>
     </w:p>
@@ -1045,8 +1492,14 @@
           <w:ilvl w:val="0"/>
           <w:numId w:val="2"/>
         </w:numPr>
-      </w:pPr>
-      <w:r>
+        <w:rPr>
+          <w:rFonts w:ascii="Times New Roman" w:hAnsi="Times New Roman" w:cs="Times New Roman"/>
+        </w:rPr>
+      </w:pPr>
+      <w:r>
+        <w:rPr>
+          <w:rFonts w:ascii="Times New Roman" w:hAnsi="Times New Roman" w:cs="Times New Roman"/>
+        </w:rPr>
         <w:t>Python 3.11 (latest stable version)</w:t>
       </w:r>
     </w:p>
@@ -1057,8 +1510,14 @@
           <w:ilvl w:val="0"/>
           <w:numId w:val="2"/>
         </w:numPr>
-      </w:pPr>
-      <w:r>
+        <w:rPr>
+          <w:rFonts w:ascii="Times New Roman" w:hAnsi="Times New Roman" w:cs="Times New Roman"/>
+        </w:rPr>
+      </w:pPr>
+      <w:r>
+        <w:rPr>
+          <w:rFonts w:ascii="Times New Roman" w:hAnsi="Times New Roman" w:cs="Times New Roman"/>
+        </w:rPr>
         <w:t>VS Code with Python extension</w:t>
       </w:r>
     </w:p>
@@ -1069,13 +1528,22 @@
           <w:ilvl w:val="0"/>
           <w:numId w:val="2"/>
         </w:numPr>
+        <w:rPr>
+          <w:rFonts w:ascii="Times New Roman" w:hAnsi="Times New Roman" w:cs="Times New Roman"/>
+        </w:rPr>
       </w:pPr>
       <w:proofErr w:type="spellStart"/>
       <w:r>
+        <w:rPr>
+          <w:rFonts w:ascii="Times New Roman" w:hAnsi="Times New Roman" w:cs="Times New Roman"/>
+        </w:rPr>
         <w:t>Jupyter</w:t>
       </w:r>
       <w:proofErr w:type="spellEnd"/>
       <w:r>
+        <w:rPr>
+          <w:rFonts w:ascii="Times New Roman" w:hAnsi="Times New Roman" w:cs="Times New Roman"/>
+        </w:rPr>
         <w:t xml:space="preserve"> Notebook for interactive analysis</w:t>
       </w:r>
     </w:p>
@@ -1086,30 +1554,52 @@
           <w:ilvl w:val="0"/>
           <w:numId w:val="2"/>
         </w:numPr>
-      </w:pPr>
-      <w:r>
+        <w:rPr>
+          <w:rFonts w:ascii="Times New Roman" w:hAnsi="Times New Roman" w:cs="Times New Roman"/>
+        </w:rPr>
+      </w:pPr>
+      <w:r>
+        <w:rPr>
+          <w:rFonts w:ascii="Times New Roman" w:hAnsi="Times New Roman" w:cs="Times New Roman"/>
+        </w:rPr>
         <w:t xml:space="preserve">Basic libraries: </w:t>
       </w:r>
       <w:proofErr w:type="spellStart"/>
       <w:r>
+        <w:rPr>
+          <w:rFonts w:ascii="Times New Roman" w:hAnsi="Times New Roman" w:cs="Times New Roman"/>
+        </w:rPr>
         <w:t>numpy</w:t>
       </w:r>
       <w:proofErr w:type="spellEnd"/>
       <w:r>
+        <w:rPr>
+          <w:rFonts w:ascii="Times New Roman" w:hAnsi="Times New Roman" w:cs="Times New Roman"/>
+        </w:rPr>
         <w:t>, pandas, matplotlib (testing installation)</w:t>
       </w:r>
     </w:p>
-    <w:p/>
+    <w:p>
+      <w:pPr>
+        <w:rPr>
+          <w:rFonts w:ascii="Times New Roman" w:hAnsi="Times New Roman" w:cs="Times New Roman"/>
+        </w:rPr>
+      </w:pPr>
+    </w:p>
     <w:p>
       <w:pPr>
         <w:spacing w:after="400"/>
-      </w:pPr>
-      <w:r>
-        <w:rPr>
+        <w:rPr>
+          <w:rFonts w:ascii="Times New Roman" w:hAnsi="Times New Roman" w:cs="Times New Roman"/>
+        </w:rPr>
+      </w:pPr>
+      <w:r>
+        <w:rPr>
+          <w:rFonts w:ascii="Times New Roman" w:hAnsi="Times New Roman" w:cs="Times New Roman"/>
           <w:noProof/>
         </w:rPr>
         <w:drawing>
-          <wp:inline distT="0" distB="0" distL="0" distR="0" wp14:anchorId="65FE9F01" wp14:editId="2A5EF308">
+          <wp:inline distT="0" distB="0" distL="0" distR="0" wp14:anchorId="65FE9F01" wp14:editId="709A8B95">
             <wp:extent cx="5753100" cy="4505981"/>
             <wp:effectExtent l="0" t="0" r="0" b="8890"/>
             <wp:docPr id="1298570163" name="Picture 3"/>
@@ -1154,9 +1644,13 @@
     <w:p>
       <w:pPr>
         <w:jc w:val="center"/>
-      </w:pPr>
-      <w:r>
-        <w:rPr>
+        <w:rPr>
+          <w:rFonts w:ascii="Times New Roman" w:hAnsi="Times New Roman" w:cs="Times New Roman"/>
+        </w:rPr>
+      </w:pPr>
+      <w:r>
+        <w:rPr>
+          <w:rFonts w:ascii="Times New Roman" w:hAnsi="Times New Roman" w:cs="Times New Roman"/>
           <w:i/>
           <w:color w:val="404040"/>
           <w:sz w:val="20"/>
@@ -1167,20 +1661,31 @@
     <w:p>
       <w:pPr>
         <w:spacing w:after="400"/>
+        <w:rPr>
+          <w:rFonts w:ascii="Times New Roman" w:hAnsi="Times New Roman" w:cs="Times New Roman"/>
+        </w:rPr>
       </w:pPr>
     </w:p>
     <w:p>
       <w:pPr>
         <w:spacing w:after="400"/>
+        <w:rPr>
+          <w:rFonts w:ascii="Times New Roman" w:hAnsi="Times New Roman" w:cs="Times New Roman"/>
+        </w:rPr>
       </w:pPr>
     </w:p>
     <w:p>
       <w:pPr>
         <w:pStyle w:val="Heading1"/>
         <w:spacing w:before="300" w:after="200"/>
-      </w:pPr>
-      <w:r>
-        <w:lastRenderedPageBreak/>
+        <w:rPr>
+          <w:rFonts w:ascii="Times New Roman" w:hAnsi="Times New Roman" w:cs="Times New Roman"/>
+        </w:rPr>
+      </w:pPr>
+      <w:r>
+        <w:rPr>
+          <w:rFonts w:ascii="Times New Roman" w:hAnsi="Times New Roman" w:cs="Times New Roman"/>
+        </w:rPr>
         <w:t>Plans for next week:</w:t>
       </w:r>
     </w:p>
@@ -1188,8 +1693,14 @@
       <w:pPr>
         <w:pStyle w:val="Heading2"/>
         <w:spacing w:before="150" w:after="80"/>
-      </w:pPr>
-      <w:r>
+        <w:rPr>
+          <w:rFonts w:ascii="Times New Roman" w:hAnsi="Times New Roman" w:cs="Times New Roman"/>
+        </w:rPr>
+      </w:pPr>
+      <w:r>
+        <w:rPr>
+          <w:rFonts w:ascii="Times New Roman" w:hAnsi="Times New Roman" w:cs="Times New Roman"/>
+        </w:rPr>
         <w:t>1. Complete Week 2 Microsoft Elevate Modules</w:t>
       </w:r>
     </w:p>
@@ -1200,8 +1711,14 @@
           <w:ilvl w:val="0"/>
           <w:numId w:val="2"/>
         </w:numPr>
-      </w:pPr>
-      <w:r>
+        <w:rPr>
+          <w:rFonts w:ascii="Times New Roman" w:hAnsi="Times New Roman" w:cs="Times New Roman"/>
+        </w:rPr>
+      </w:pPr>
+      <w:r>
+        <w:rPr>
+          <w:rFonts w:ascii="Times New Roman" w:hAnsi="Times New Roman" w:cs="Times New Roman"/>
+        </w:rPr>
         <w:t>Attend "Data Cleaning &amp; Preprocessing" live session</w:t>
       </w:r>
     </w:p>
@@ -1212,8 +1729,14 @@
           <w:ilvl w:val="0"/>
           <w:numId w:val="2"/>
         </w:numPr>
-      </w:pPr>
-      <w:r>
+        <w:rPr>
+          <w:rFonts w:ascii="Times New Roman" w:hAnsi="Times New Roman" w:cs="Times New Roman"/>
+        </w:rPr>
+      </w:pPr>
+      <w:r>
+        <w:rPr>
+          <w:rFonts w:ascii="Times New Roman" w:hAnsi="Times New Roman" w:cs="Times New Roman"/>
+        </w:rPr>
         <w:t>Participate in "Exploratory Data Analysis (EDA)" session</w:t>
       </w:r>
     </w:p>
@@ -1224,8 +1747,14 @@
           <w:ilvl w:val="0"/>
           <w:numId w:val="2"/>
         </w:numPr>
-      </w:pPr>
-      <w:r>
+        <w:rPr>
+          <w:rFonts w:ascii="Times New Roman" w:hAnsi="Times New Roman" w:cs="Times New Roman"/>
+        </w:rPr>
+      </w:pPr>
+      <w:r>
+        <w:rPr>
+          <w:rFonts w:ascii="Times New Roman" w:hAnsi="Times New Roman" w:cs="Times New Roman"/>
+        </w:rPr>
         <w:t>Complete "Data Visualization with Matplotlib &amp; Seaborn" module</w:t>
       </w:r>
     </w:p>
@@ -1236,22 +1765,30 @@
           <w:ilvl w:val="0"/>
           <w:numId w:val="2"/>
         </w:numPr>
-      </w:pPr>
-      <w:r>
+        <w:rPr>
+          <w:rFonts w:ascii="Times New Roman" w:hAnsi="Times New Roman" w:cs="Times New Roman"/>
+        </w:rPr>
+      </w:pPr>
+      <w:r>
+        <w:rPr>
+          <w:rFonts w:ascii="Times New Roman" w:hAnsi="Times New Roman" w:cs="Times New Roman"/>
+        </w:rPr>
         <w:t>Submit Week 2 hands-on assignments</w:t>
       </w:r>
-    </w:p>
-    <w:p>
-      <w:pPr>
-        <w:spacing w:after="120"/>
-      </w:pPr>
     </w:p>
     <w:p>
       <w:pPr>
         <w:pStyle w:val="Heading2"/>
         <w:spacing w:before="150" w:after="80"/>
-      </w:pPr>
-      <w:r>
+        <w:rPr>
+          <w:rFonts w:ascii="Times New Roman" w:hAnsi="Times New Roman" w:cs="Times New Roman"/>
+        </w:rPr>
+      </w:pPr>
+      <w:r>
+        <w:rPr>
+          <w:rFonts w:ascii="Times New Roman" w:hAnsi="Times New Roman" w:cs="Times New Roman"/>
+        </w:rPr>
+        <w:lastRenderedPageBreak/>
         <w:t>2. Finalize Project Idea for Border Defence Domain</w:t>
       </w:r>
     </w:p>
@@ -1262,8 +1799,14 @@
           <w:ilvl w:val="0"/>
           <w:numId w:val="2"/>
         </w:numPr>
-      </w:pPr>
-      <w:r>
+        <w:rPr>
+          <w:rFonts w:ascii="Times New Roman" w:hAnsi="Times New Roman" w:cs="Times New Roman"/>
+        </w:rPr>
+      </w:pPr>
+      <w:r>
+        <w:rPr>
+          <w:rFonts w:ascii="Times New Roman" w:hAnsi="Times New Roman" w:cs="Times New Roman"/>
+        </w:rPr>
         <w:t>Research existing surveillance systems and AI-based solutions</w:t>
       </w:r>
     </w:p>
@@ -1274,8 +1817,14 @@
           <w:ilvl w:val="0"/>
           <w:numId w:val="2"/>
         </w:numPr>
-      </w:pPr>
-      <w:r>
+        <w:rPr>
+          <w:rFonts w:ascii="Times New Roman" w:hAnsi="Times New Roman" w:cs="Times New Roman"/>
+        </w:rPr>
+      </w:pPr>
+      <w:r>
+        <w:rPr>
+          <w:rFonts w:ascii="Times New Roman" w:hAnsi="Times New Roman" w:cs="Times New Roman"/>
+        </w:rPr>
         <w:t>Define clear project scope and objectives</w:t>
       </w:r>
     </w:p>
@@ -1286,16 +1835,28 @@
           <w:ilvl w:val="0"/>
           <w:numId w:val="2"/>
         </w:numPr>
-      </w:pPr>
-      <w:r>
+        <w:rPr>
+          <w:rFonts w:ascii="Times New Roman" w:hAnsi="Times New Roman" w:cs="Times New Roman"/>
+        </w:rPr>
+      </w:pPr>
+      <w:r>
+        <w:rPr>
+          <w:rFonts w:ascii="Times New Roman" w:hAnsi="Times New Roman" w:cs="Times New Roman"/>
+        </w:rPr>
         <w:t xml:space="preserve">Identify public datasets for training (UCF-Crime, </w:t>
       </w:r>
       <w:proofErr w:type="spellStart"/>
       <w:r>
+        <w:rPr>
+          <w:rFonts w:ascii="Times New Roman" w:hAnsi="Times New Roman" w:cs="Times New Roman"/>
+        </w:rPr>
         <w:t>xView</w:t>
       </w:r>
       <w:proofErr w:type="spellEnd"/>
       <w:r>
+        <w:rPr>
+          <w:rFonts w:ascii="Times New Roman" w:hAnsi="Times New Roman" w:cs="Times New Roman"/>
+        </w:rPr>
         <w:t>, etc.)</w:t>
       </w:r>
     </w:p>
@@ -1306,22 +1867,37 @@
           <w:ilvl w:val="0"/>
           <w:numId w:val="2"/>
         </w:numPr>
-      </w:pPr>
-      <w:r>
+        <w:rPr>
+          <w:rFonts w:ascii="Times New Roman" w:hAnsi="Times New Roman" w:cs="Times New Roman"/>
+        </w:rPr>
+      </w:pPr>
+      <w:r>
+        <w:rPr>
+          <w:rFonts w:ascii="Times New Roman" w:hAnsi="Times New Roman" w:cs="Times New Roman"/>
+        </w:rPr>
         <w:t>Create initial project proposal document</w:t>
       </w:r>
     </w:p>
     <w:p>
       <w:pPr>
         <w:spacing w:after="120"/>
+        <w:rPr>
+          <w:rFonts w:ascii="Times New Roman" w:hAnsi="Times New Roman" w:cs="Times New Roman"/>
+        </w:rPr>
       </w:pPr>
     </w:p>
     <w:p>
       <w:pPr>
         <w:pStyle w:val="Heading2"/>
         <w:spacing w:before="150" w:after="80"/>
-      </w:pPr>
-      <w:r>
+        <w:rPr>
+          <w:rFonts w:ascii="Times New Roman" w:hAnsi="Times New Roman" w:cs="Times New Roman"/>
+        </w:rPr>
+      </w:pPr>
+      <w:r>
+        <w:rPr>
+          <w:rFonts w:ascii="Times New Roman" w:hAnsi="Times New Roman" w:cs="Times New Roman"/>
+        </w:rPr>
         <w:t>3. Learn OpenCV Basics</w:t>
       </w:r>
     </w:p>
@@ -1332,8 +1908,14 @@
           <w:ilvl w:val="0"/>
           <w:numId w:val="2"/>
         </w:numPr>
-      </w:pPr>
-      <w:r>
+        <w:rPr>
+          <w:rFonts w:ascii="Times New Roman" w:hAnsi="Times New Roman" w:cs="Times New Roman"/>
+        </w:rPr>
+      </w:pPr>
+      <w:r>
+        <w:rPr>
+          <w:rFonts w:ascii="Times New Roman" w:hAnsi="Times New Roman" w:cs="Times New Roman"/>
+        </w:rPr>
         <w:t>Complete online tutorials for video processing with OpenCV</w:t>
       </w:r>
     </w:p>
@@ -1344,8 +1926,14 @@
           <w:ilvl w:val="0"/>
           <w:numId w:val="2"/>
         </w:numPr>
-      </w:pPr>
-      <w:r>
+        <w:rPr>
+          <w:rFonts w:ascii="Times New Roman" w:hAnsi="Times New Roman" w:cs="Times New Roman"/>
+        </w:rPr>
+      </w:pPr>
+      <w:r>
+        <w:rPr>
+          <w:rFonts w:ascii="Times New Roman" w:hAnsi="Times New Roman" w:cs="Times New Roman"/>
+        </w:rPr>
         <w:t>Practice frame extraction from videos</w:t>
       </w:r>
     </w:p>
@@ -1356,22 +1944,37 @@
           <w:ilvl w:val="0"/>
           <w:numId w:val="2"/>
         </w:numPr>
-      </w:pPr>
-      <w:r>
+        <w:rPr>
+          <w:rFonts w:ascii="Times New Roman" w:hAnsi="Times New Roman" w:cs="Times New Roman"/>
+        </w:rPr>
+      </w:pPr>
+      <w:r>
+        <w:rPr>
+          <w:rFonts w:ascii="Times New Roman" w:hAnsi="Times New Roman" w:cs="Times New Roman"/>
+        </w:rPr>
         <w:t>Understand basic image manipulation operations</w:t>
       </w:r>
     </w:p>
     <w:p>
       <w:pPr>
         <w:spacing w:after="120"/>
+        <w:rPr>
+          <w:rFonts w:ascii="Times New Roman" w:hAnsi="Times New Roman" w:cs="Times New Roman"/>
+        </w:rPr>
       </w:pPr>
     </w:p>
     <w:p>
       <w:pPr>
         <w:pStyle w:val="Heading2"/>
         <w:spacing w:before="150" w:after="80"/>
-      </w:pPr>
-      <w:r>
+        <w:rPr>
+          <w:rFonts w:ascii="Times New Roman" w:hAnsi="Times New Roman" w:cs="Times New Roman"/>
+        </w:rPr>
+      </w:pPr>
+      <w:r>
+        <w:rPr>
+          <w:rFonts w:ascii="Times New Roman" w:hAnsi="Times New Roman" w:cs="Times New Roman"/>
+        </w:rPr>
         <w:t>4. Explore Azure Free Student Account</w:t>
       </w:r>
     </w:p>
@@ -1382,8 +1985,14 @@
           <w:ilvl w:val="0"/>
           <w:numId w:val="2"/>
         </w:numPr>
-      </w:pPr>
-      <w:r>
+        <w:rPr>
+          <w:rFonts w:ascii="Times New Roman" w:hAnsi="Times New Roman" w:cs="Times New Roman"/>
+        </w:rPr>
+      </w:pPr>
+      <w:r>
+        <w:rPr>
+          <w:rFonts w:ascii="Times New Roman" w:hAnsi="Times New Roman" w:cs="Times New Roman"/>
+        </w:rPr>
         <w:t>Register for Azure free student account (₹15,600 credits)</w:t>
       </w:r>
     </w:p>
@@ -1394,8 +2003,14 @@
           <w:ilvl w:val="0"/>
           <w:numId w:val="2"/>
         </w:numPr>
-      </w:pPr>
-      <w:r>
+        <w:rPr>
+          <w:rFonts w:ascii="Times New Roman" w:hAnsi="Times New Roman" w:cs="Times New Roman"/>
+        </w:rPr>
+      </w:pPr>
+      <w:r>
+        <w:rPr>
+          <w:rFonts w:ascii="Times New Roman" w:hAnsi="Times New Roman" w:cs="Times New Roman"/>
+        </w:rPr>
         <w:t>Explore Azure portal and available services</w:t>
       </w:r>
     </w:p>
@@ -1406,40 +2021,63 @@
           <w:ilvl w:val="0"/>
           <w:numId w:val="2"/>
         </w:numPr>
-      </w:pPr>
-      <w:r>
+        <w:rPr>
+          <w:rFonts w:ascii="Times New Roman" w:hAnsi="Times New Roman" w:cs="Times New Roman"/>
+        </w:rPr>
+      </w:pPr>
+      <w:r>
+        <w:rPr>
+          <w:rFonts w:ascii="Times New Roman" w:hAnsi="Times New Roman" w:cs="Times New Roman"/>
+        </w:rPr>
         <w:t>Understand Azure Blob Storage and Azure Functions basics</w:t>
       </w:r>
     </w:p>
     <w:p>
       <w:pPr>
         <w:spacing w:before="200" w:after="240"/>
-      </w:pPr>
-      <w:r>
-        <w:rPr>
+        <w:rPr>
+          <w:rFonts w:ascii="Times New Roman" w:hAnsi="Times New Roman" w:cs="Times New Roman"/>
+        </w:rPr>
+      </w:pPr>
+      <w:r>
+        <w:rPr>
+          <w:rFonts w:ascii="Times New Roman" w:hAnsi="Times New Roman" w:cs="Times New Roman"/>
           <w:b/>
           <w:bCs/>
         </w:rPr>
         <w:t xml:space="preserve">Total Working Hours: </w:t>
       </w:r>
       <w:r>
+        <w:rPr>
+          <w:rFonts w:ascii="Times New Roman" w:hAnsi="Times New Roman" w:cs="Times New Roman"/>
+        </w:rPr>
         <w:t>30 hours</w:t>
       </w:r>
     </w:p>
     <w:p>
       <w:pPr>
         <w:spacing w:after="400"/>
-      </w:pPr>
-      <w:r>
+        <w:rPr>
+          <w:rFonts w:ascii="Times New Roman" w:hAnsi="Times New Roman" w:cs="Times New Roman"/>
+        </w:rPr>
+      </w:pPr>
+      <w:r>
+        <w:rPr>
+          <w:rFonts w:ascii="Times New Roman" w:hAnsi="Times New Roman" w:cs="Times New Roman"/>
+        </w:rPr>
         <w:t>Signature of Student: _____________________</w:t>
       </w:r>
     </w:p>
     <w:p>
       <w:pPr>
         <w:spacing w:before="200" w:after="120"/>
-      </w:pPr>
-      <w:r>
-        <w:rPr>
+        <w:rPr>
+          <w:rFonts w:ascii="Times New Roman" w:hAnsi="Times New Roman" w:cs="Times New Roman"/>
+        </w:rPr>
+      </w:pPr>
+      <w:r>
+        <w:rPr>
+          <w:rFonts w:ascii="Times New Roman" w:hAnsi="Times New Roman" w:cs="Times New Roman"/>
           <w:b/>
           <w:bCs/>
         </w:rPr>
@@ -1475,12 +2113,6 @@
         <w:tc>
           <w:tcPr>
             <w:tcW w:w="1560" w:type="dxa"/>
-            <w:tcBorders>
-              <w:top w:val="single" w:sz="1" w:space="0" w:color="000000"/>
-              <w:left w:val="single" w:sz="1" w:space="0" w:color="000000"/>
-              <w:bottom w:val="single" w:sz="1" w:space="0" w:color="000000"/>
-              <w:right w:val="single" w:sz="1" w:space="0" w:color="000000"/>
-            </w:tcBorders>
             <w:shd w:val="clear" w:color="auto" w:fill="D5E8F0"/>
             <w:tcMar>
               <w:top w:w="100" w:type="dxa"/>
@@ -1492,9 +2124,13 @@
           <w:p>
             <w:pPr>
               <w:jc w:val="center"/>
+              <w:rPr>
+                <w:rFonts w:ascii="Times New Roman" w:hAnsi="Times New Roman" w:cs="Times New Roman"/>
+              </w:rPr>
             </w:pPr>
             <w:r>
               <w:rPr>
+                <w:rFonts w:ascii="Times New Roman" w:hAnsi="Times New Roman" w:cs="Times New Roman"/>
                 <w:b/>
                 <w:bCs/>
               </w:rPr>
@@ -1505,12 +2141,6 @@
         <w:tc>
           <w:tcPr>
             <w:tcW w:w="1560" w:type="dxa"/>
-            <w:tcBorders>
-              <w:top w:val="single" w:sz="1" w:space="0" w:color="000000"/>
-              <w:left w:val="single" w:sz="1" w:space="0" w:color="000000"/>
-              <w:bottom w:val="single" w:sz="1" w:space="0" w:color="000000"/>
-              <w:right w:val="single" w:sz="1" w:space="0" w:color="000000"/>
-            </w:tcBorders>
             <w:shd w:val="clear" w:color="auto" w:fill="D5E8F0"/>
             <w:tcMar>
               <w:top w:w="100" w:type="dxa"/>
@@ -1522,9 +2152,13 @@
           <w:p>
             <w:pPr>
               <w:jc w:val="center"/>
+              <w:rPr>
+                <w:rFonts w:ascii="Times New Roman" w:hAnsi="Times New Roman" w:cs="Times New Roman"/>
+              </w:rPr>
             </w:pPr>
             <w:r>
               <w:rPr>
+                <w:rFonts w:ascii="Times New Roman" w:hAnsi="Times New Roman" w:cs="Times New Roman"/>
                 <w:b/>
                 <w:bCs/>
               </w:rPr>
@@ -1535,12 +2169,6 @@
         <w:tc>
           <w:tcPr>
             <w:tcW w:w="1560" w:type="dxa"/>
-            <w:tcBorders>
-              <w:top w:val="single" w:sz="1" w:space="0" w:color="000000"/>
-              <w:left w:val="single" w:sz="1" w:space="0" w:color="000000"/>
-              <w:bottom w:val="single" w:sz="1" w:space="0" w:color="000000"/>
-              <w:right w:val="single" w:sz="1" w:space="0" w:color="000000"/>
-            </w:tcBorders>
             <w:shd w:val="clear" w:color="auto" w:fill="D5E8F0"/>
             <w:tcMar>
               <w:top w:w="100" w:type="dxa"/>
@@ -1552,9 +2180,13 @@
           <w:p>
             <w:pPr>
               <w:jc w:val="center"/>
+              <w:rPr>
+                <w:rFonts w:ascii="Times New Roman" w:hAnsi="Times New Roman" w:cs="Times New Roman"/>
+              </w:rPr>
             </w:pPr>
             <w:r>
               <w:rPr>
+                <w:rFonts w:ascii="Times New Roman" w:hAnsi="Times New Roman" w:cs="Times New Roman"/>
                 <w:b/>
                 <w:bCs/>
               </w:rPr>
@@ -1565,12 +2197,6 @@
         <w:tc>
           <w:tcPr>
             <w:tcW w:w="1560" w:type="dxa"/>
-            <w:tcBorders>
-              <w:top w:val="single" w:sz="1" w:space="0" w:color="000000"/>
-              <w:left w:val="single" w:sz="1" w:space="0" w:color="000000"/>
-              <w:bottom w:val="single" w:sz="1" w:space="0" w:color="000000"/>
-              <w:right w:val="single" w:sz="1" w:space="0" w:color="000000"/>
-            </w:tcBorders>
             <w:shd w:val="clear" w:color="auto" w:fill="D5E8F0"/>
             <w:tcMar>
               <w:top w:w="100" w:type="dxa"/>
@@ -1582,9 +2208,13 @@
           <w:p>
             <w:pPr>
               <w:jc w:val="center"/>
+              <w:rPr>
+                <w:rFonts w:ascii="Times New Roman" w:hAnsi="Times New Roman" w:cs="Times New Roman"/>
+              </w:rPr>
             </w:pPr>
             <w:r>
               <w:rPr>
+                <w:rFonts w:ascii="Times New Roman" w:hAnsi="Times New Roman" w:cs="Times New Roman"/>
                 <w:b/>
                 <w:bCs/>
               </w:rPr>
@@ -1595,12 +2225,6 @@
         <w:tc>
           <w:tcPr>
             <w:tcW w:w="1560" w:type="dxa"/>
-            <w:tcBorders>
-              <w:top w:val="single" w:sz="1" w:space="0" w:color="000000"/>
-              <w:left w:val="single" w:sz="1" w:space="0" w:color="000000"/>
-              <w:bottom w:val="single" w:sz="1" w:space="0" w:color="000000"/>
-              <w:right w:val="single" w:sz="1" w:space="0" w:color="000000"/>
-            </w:tcBorders>
             <w:shd w:val="clear" w:color="auto" w:fill="D5E8F0"/>
             <w:tcMar>
               <w:top w:w="100" w:type="dxa"/>
@@ -1612,9 +2236,13 @@
           <w:p>
             <w:pPr>
               <w:jc w:val="center"/>
+              <w:rPr>
+                <w:rFonts w:ascii="Times New Roman" w:hAnsi="Times New Roman" w:cs="Times New Roman"/>
+              </w:rPr>
             </w:pPr>
             <w:r>
               <w:rPr>
+                <w:rFonts w:ascii="Times New Roman" w:hAnsi="Times New Roman" w:cs="Times New Roman"/>
                 <w:b/>
                 <w:bCs/>
               </w:rPr>
@@ -1625,12 +2253,6 @@
         <w:tc>
           <w:tcPr>
             <w:tcW w:w="1560" w:type="dxa"/>
-            <w:tcBorders>
-              <w:top w:val="single" w:sz="1" w:space="0" w:color="000000"/>
-              <w:left w:val="single" w:sz="1" w:space="0" w:color="000000"/>
-              <w:bottom w:val="single" w:sz="1" w:space="0" w:color="000000"/>
-              <w:right w:val="single" w:sz="1" w:space="0" w:color="000000"/>
-            </w:tcBorders>
             <w:shd w:val="clear" w:color="auto" w:fill="D5E8F0"/>
             <w:tcMar>
               <w:top w:w="100" w:type="dxa"/>
@@ -1642,9 +2264,13 @@
           <w:p>
             <w:pPr>
               <w:jc w:val="center"/>
+              <w:rPr>
+                <w:rFonts w:ascii="Times New Roman" w:hAnsi="Times New Roman" w:cs="Times New Roman"/>
+              </w:rPr>
             </w:pPr>
             <w:r>
               <w:rPr>
+                <w:rFonts w:ascii="Times New Roman" w:hAnsi="Times New Roman" w:cs="Times New Roman"/>
                 <w:b/>
                 <w:bCs/>
               </w:rPr>
@@ -1657,12 +2283,6 @@
         <w:tc>
           <w:tcPr>
             <w:tcW w:w="1560" w:type="dxa"/>
-            <w:tcBorders>
-              <w:top w:val="single" w:sz="1" w:space="0" w:color="000000"/>
-              <w:left w:val="single" w:sz="1" w:space="0" w:color="000000"/>
-              <w:bottom w:val="single" w:sz="1" w:space="0" w:color="000000"/>
-              <w:right w:val="single" w:sz="1" w:space="0" w:color="000000"/>
-            </w:tcBorders>
             <w:tcMar>
               <w:top w:w="100" w:type="dxa"/>
               <w:left w:w="120" w:type="dxa"/>
@@ -1673,8 +2293,14 @@
           <w:p>
             <w:pPr>
               <w:jc w:val="center"/>
+              <w:rPr>
+                <w:rFonts w:ascii="Times New Roman" w:hAnsi="Times New Roman" w:cs="Times New Roman"/>
+              </w:rPr>
             </w:pPr>
             <w:r>
+              <w:rPr>
+                <w:rFonts w:ascii="Segoe UI Symbol" w:hAnsi="Segoe UI Symbol" w:cs="Segoe UI Symbol"/>
+              </w:rPr>
               <w:t>☐</w:t>
             </w:r>
           </w:p>
@@ -1682,12 +2308,6 @@
         <w:tc>
           <w:tcPr>
             <w:tcW w:w="1560" w:type="dxa"/>
-            <w:tcBorders>
-              <w:top w:val="single" w:sz="1" w:space="0" w:color="000000"/>
-              <w:left w:val="single" w:sz="1" w:space="0" w:color="000000"/>
-              <w:bottom w:val="single" w:sz="1" w:space="0" w:color="000000"/>
-              <w:right w:val="single" w:sz="1" w:space="0" w:color="000000"/>
-            </w:tcBorders>
             <w:tcMar>
               <w:top w:w="100" w:type="dxa"/>
               <w:left w:w="120" w:type="dxa"/>
@@ -1698,8 +2318,14 @@
           <w:p>
             <w:pPr>
               <w:jc w:val="center"/>
+              <w:rPr>
+                <w:rFonts w:ascii="Times New Roman" w:hAnsi="Times New Roman" w:cs="Times New Roman"/>
+              </w:rPr>
             </w:pPr>
             <w:r>
+              <w:rPr>
+                <w:rFonts w:ascii="Segoe UI Symbol" w:hAnsi="Segoe UI Symbol" w:cs="Segoe UI Symbol"/>
+              </w:rPr>
               <w:t>☐</w:t>
             </w:r>
           </w:p>
@@ -1707,12 +2333,6 @@
         <w:tc>
           <w:tcPr>
             <w:tcW w:w="1560" w:type="dxa"/>
-            <w:tcBorders>
-              <w:top w:val="single" w:sz="1" w:space="0" w:color="000000"/>
-              <w:left w:val="single" w:sz="1" w:space="0" w:color="000000"/>
-              <w:bottom w:val="single" w:sz="1" w:space="0" w:color="000000"/>
-              <w:right w:val="single" w:sz="1" w:space="0" w:color="000000"/>
-            </w:tcBorders>
             <w:tcMar>
               <w:top w:w="100" w:type="dxa"/>
               <w:left w:w="120" w:type="dxa"/>
@@ -1723,8 +2343,14 @@
           <w:p>
             <w:pPr>
               <w:jc w:val="center"/>
+              <w:rPr>
+                <w:rFonts w:ascii="Times New Roman" w:hAnsi="Times New Roman" w:cs="Times New Roman"/>
+              </w:rPr>
             </w:pPr>
             <w:r>
+              <w:rPr>
+                <w:rFonts w:ascii="Segoe UI Symbol" w:hAnsi="Segoe UI Symbol" w:cs="Segoe UI Symbol"/>
+              </w:rPr>
               <w:t>☐</w:t>
             </w:r>
           </w:p>
@@ -1732,12 +2358,6 @@
         <w:tc>
           <w:tcPr>
             <w:tcW w:w="1560" w:type="dxa"/>
-            <w:tcBorders>
-              <w:top w:val="single" w:sz="1" w:space="0" w:color="000000"/>
-              <w:left w:val="single" w:sz="1" w:space="0" w:color="000000"/>
-              <w:bottom w:val="single" w:sz="1" w:space="0" w:color="000000"/>
-              <w:right w:val="single" w:sz="1" w:space="0" w:color="000000"/>
-            </w:tcBorders>
             <w:tcMar>
               <w:top w:w="100" w:type="dxa"/>
               <w:left w:w="120" w:type="dxa"/>
@@ -1748,8 +2368,14 @@
           <w:p>
             <w:pPr>
               <w:jc w:val="center"/>
+              <w:rPr>
+                <w:rFonts w:ascii="Times New Roman" w:hAnsi="Times New Roman" w:cs="Times New Roman"/>
+              </w:rPr>
             </w:pPr>
             <w:r>
+              <w:rPr>
+                <w:rFonts w:ascii="Segoe UI Symbol" w:hAnsi="Segoe UI Symbol" w:cs="Segoe UI Symbol"/>
+              </w:rPr>
               <w:t>☐</w:t>
             </w:r>
           </w:p>
@@ -1757,12 +2383,6 @@
         <w:tc>
           <w:tcPr>
             <w:tcW w:w="1560" w:type="dxa"/>
-            <w:tcBorders>
-              <w:top w:val="single" w:sz="1" w:space="0" w:color="000000"/>
-              <w:left w:val="single" w:sz="1" w:space="0" w:color="000000"/>
-              <w:bottom w:val="single" w:sz="1" w:space="0" w:color="000000"/>
-              <w:right w:val="single" w:sz="1" w:space="0" w:color="000000"/>
-            </w:tcBorders>
             <w:tcMar>
               <w:top w:w="100" w:type="dxa"/>
               <w:left w:w="120" w:type="dxa"/>
@@ -1773,8 +2393,14 @@
           <w:p>
             <w:pPr>
               <w:jc w:val="center"/>
+              <w:rPr>
+                <w:rFonts w:ascii="Times New Roman" w:hAnsi="Times New Roman" w:cs="Times New Roman"/>
+              </w:rPr>
             </w:pPr>
             <w:r>
+              <w:rPr>
+                <w:rFonts w:ascii="Segoe UI Symbol" w:hAnsi="Segoe UI Symbol" w:cs="Segoe UI Symbol"/>
+              </w:rPr>
               <w:t>☐</w:t>
             </w:r>
           </w:p>
@@ -1782,12 +2408,6 @@
         <w:tc>
           <w:tcPr>
             <w:tcW w:w="1560" w:type="dxa"/>
-            <w:tcBorders>
-              <w:top w:val="single" w:sz="1" w:space="0" w:color="000000"/>
-              <w:left w:val="single" w:sz="1" w:space="0" w:color="000000"/>
-              <w:bottom w:val="single" w:sz="1" w:space="0" w:color="000000"/>
-              <w:right w:val="single" w:sz="1" w:space="0" w:color="000000"/>
-            </w:tcBorders>
             <w:tcMar>
               <w:top w:w="100" w:type="dxa"/>
               <w:left w:w="120" w:type="dxa"/>
@@ -1798,8 +2418,14 @@
           <w:p>
             <w:pPr>
               <w:jc w:val="center"/>
+              <w:rPr>
+                <w:rFonts w:ascii="Times New Roman" w:hAnsi="Times New Roman" w:cs="Times New Roman"/>
+              </w:rPr>
             </w:pPr>
             <w:r>
+              <w:rPr>
+                <w:rFonts w:ascii="Segoe UI Symbol" w:hAnsi="Segoe UI Symbol" w:cs="Segoe UI Symbol"/>
+              </w:rPr>
               <w:t>☐</w:t>
             </w:r>
           </w:p>
@@ -1809,25 +2435,47 @@
     <w:p>
       <w:pPr>
         <w:spacing w:after="300"/>
+        <w:rPr>
+          <w:rFonts w:ascii="Times New Roman" w:hAnsi="Times New Roman" w:cs="Times New Roman"/>
+        </w:rPr>
       </w:pPr>
     </w:p>
     <w:p>
       <w:pPr>
         <w:spacing w:after="120"/>
-      </w:pPr>
-      <w:r>
+        <w:rPr>
+          <w:rFonts w:ascii="Times New Roman" w:hAnsi="Times New Roman" w:cs="Times New Roman"/>
+        </w:rPr>
+      </w:pPr>
+      <w:r>
+        <w:rPr>
+          <w:rFonts w:ascii="Times New Roman" w:hAnsi="Times New Roman" w:cs="Times New Roman"/>
+        </w:rPr>
         <w:t xml:space="preserve">Signature of External Guide with Company Seal: </w:t>
       </w:r>
     </w:p>
     <w:p>
       <w:pPr>
         <w:spacing w:after="240"/>
-      </w:pPr>
-      <w:r>
-        <w:t>Date: ___________</w:t>
-      </w:r>
-      <w:r>
-        <w:rPr>
+        <w:rPr>
+          <w:rFonts w:ascii="Times New Roman" w:hAnsi="Times New Roman" w:cs="Times New Roman"/>
+        </w:rPr>
+      </w:pPr>
+      <w:r>
+        <w:rPr>
+          <w:rFonts w:ascii="Times New Roman" w:hAnsi="Times New Roman" w:cs="Times New Roman"/>
+        </w:rPr>
+        <w:t xml:space="preserve">Date: </w:t>
+      </w:r>
+      <w:r>
+        <w:rPr>
+          <w:rFonts w:ascii="Times New Roman" w:hAnsi="Times New Roman" w:cs="Times New Roman"/>
+        </w:rPr>
+        <w:t>07/01/2026</w:t>
+      </w:r>
+      <w:r>
+        <w:rPr>
+          <w:rFonts w:ascii="Times New Roman" w:hAnsi="Times New Roman" w:cs="Times New Roman"/>
           <w:noProof/>
         </w:rPr>
         <w:drawing>
@@ -1876,18 +2524,38 @@
     <w:p>
       <w:pPr>
         <w:spacing w:after="120"/>
-      </w:pPr>
-      <w:r>
+        <w:rPr>
+          <w:rFonts w:ascii="Times New Roman" w:hAnsi="Times New Roman" w:cs="Times New Roman"/>
+        </w:rPr>
+      </w:pPr>
+      <w:r>
+        <w:rPr>
+          <w:rFonts w:ascii="Times New Roman" w:hAnsi="Times New Roman" w:cs="Times New Roman"/>
+        </w:rPr>
         <w:t>Signature of Internal Guide: _____________________</w:t>
       </w:r>
     </w:p>
     <w:p>
-      <w:r>
-        <w:t>Date: ___________</w:t>
+      <w:pPr>
+        <w:rPr>
+          <w:rFonts w:ascii="Times New Roman" w:hAnsi="Times New Roman" w:cs="Times New Roman"/>
+        </w:rPr>
+      </w:pPr>
+      <w:r>
+        <w:rPr>
+          <w:rFonts w:ascii="Times New Roman" w:hAnsi="Times New Roman" w:cs="Times New Roman"/>
+        </w:rPr>
+        <w:t xml:space="preserve">Date: </w:t>
+      </w:r>
+      <w:r>
+        <w:rPr>
+          <w:rFonts w:ascii="Times New Roman" w:hAnsi="Times New Roman" w:cs="Times New Roman"/>
+        </w:rPr>
+        <w:t>07/01/2026</w:t>
       </w:r>
     </w:p>
     <w:sectPr>
-      <w:pgSz w:w="12240" w:h="15840"/>
+      <w:pgSz w:w="11906" w:h="16838" w:code="9"/>
       <w:pgMar w:top="1440" w:right="1440" w:bottom="1440" w:left="1440" w:header="708" w:footer="708" w:gutter="0"/>
       <w:cols w:space="720"/>
       <w:docGrid w:linePitch="360"/>
